--- a/Document/Manual/DataMeasurement_Operator_Manual_v1.0.docx
+++ b/Document/Manual/DataMeasurement_Operator_Manual_v1.0.docx
@@ -4043,6 +4043,2053 @@
           <w:sz w:val="18"/>
         </w:rPr>
         <w:t>캡처 대상: 프로그램 종료(닫기 버튼) 시 뜨는 "정말로 프로그램을 종료하시겠습니까?" 확인창.</w:t>
+      </w:r>
+    </w:p>
+    <w:p>
+      <w:pPr>
+        <w:pStyle w:val="Heading1"/>
+      </w:pPr>
+      <w:r>
+        <w:t>9. 티칭 (관리자 · 엔지니어 전용)</w:t>
+      </w:r>
+    </w:p>
+    <w:p>
+      <w:pPr>
+        <w:pStyle w:val="Heading2"/>
+      </w:pPr>
+      <w:r>
+        <w:t>9-1. 티칭을 시작하기 전에</w:t>
+      </w:r>
+    </w:p>
+    <w:p>
+      <w:pPr>
+        <w:pStyle w:val="ListBullet"/>
+      </w:pPr>
+      <w:r>
+        <w:t>1-1절은 "측정 영역 그리기, 패턴 모델 생성, 기준좌표 티칭, 캘리브레이션 ... 은 이 매뉴얼에서 다루지 않습니다"라고 안내합니다. 이는 1~8장이 현장 운영자를 대상으로 하기 때문입니다. 이 장(9장)은 그 작업 중 Datum · 패턴(ModelFinder) · Align 티칭 세 가지를 관리자 · 엔지니어 대상으로 별도로 설명합니다.</w:t>
+      </w:r>
+    </w:p>
+    <w:p>
+      <w:pPr>
+        <w:pStyle w:val="ListBullet"/>
+      </w:pPr>
+      <w:r>
+        <w:t>티칭이란 제품이 놓이는 위치가 매번 조금씩 달라져도 장비가 같은 곳을 측정하도록, 화면에서 기준 위치를 직접 지정해 저장하는 작업입니다.</w:t>
+      </w:r>
+    </w:p>
+    <w:p>
+      <w:pPr>
+        <w:pStyle w:val="ListBullet"/>
+      </w:pPr>
+      <w:r>
+        <w:t>이 장의 작업을 시작하기 전에 로그인하십시오(로그인 방법은 3-2절 참고). 로그인하지 않으면 왼쪽 속성 편집 영역(파라미터 편집기)이 비활성화되어 값을 바꿀 수 없습니다. Datum · 패턴 티칭은 Admin · Engineer 등급 모두 가능하지만, 레시피 [COPY] · [Delete]는 3-3절과 같이 Admin 등급만 가능합니다.</w:t>
+      </w:r>
+    </w:p>
+    <w:p>
+      <w:pPr>
+        <w:pStyle w:val="ListBullet"/>
+      </w:pPr>
+      <w:r>
+        <w:t>Align(Tray 비전 / Bottom 비전) 화면은 로그인 여부와 관계없이 조작할 수 있습니다. 그렇더라도 임의로 값을 바꾸면 검사 기준이 흐트러지므로 관리자 · 엔지니어만 다루도록 관리하십시오.</w:t>
+      </w:r>
+    </w:p>
+    <w:p>
+      <w:pPr>
+        <w:pStyle w:val="ListBullet"/>
+      </w:pPr>
+      <w:r>
+        <w:t>검사 시퀀스가 실행 중일 때 [검사Grab]을 누르면 "시퀀스가 검사 중입니다. Idle 상태에서 다시 시도하세요." 안내창이 뜨고 중단됩니다. [Grab]은 시퀀스 실행 중에는 화면 반응이 없을 수 있습니다. 상단 상태 표시가 "대기"일 때 티칭용 이미지를 확보하십시오.</w:t>
+      </w:r>
+    </w:p>
+    <w:p>
+      <w:r>
+        <w:rPr>
+          <w:b/>
+        </w:rPr>
+        <w:t>재티칭 전 레시피 폴더 전체 백업</w:t>
+      </w:r>
+    </w:p>
+    <w:p>
+      <w:pPr>
+        <w:pStyle w:val="ListBullet"/>
+      </w:pPr>
+      <w:r>
+        <w:t>레시피는 파일 하나가 아니라 `D:\Data\Recipe\&lt;레시피명&gt;\` 폴더 전체입니다. 이 폴더 아래 시퀀스 · 항목별 하위 폴더에 모델 파일(`.shm` / `.ncm` / `.mmf`), 설정값(`.json`), 티칭 이미지가 함께 들어 있습니다.</w:t>
+      </w:r>
+    </w:p>
+    <w:p>
+      <w:pPr>
+        <w:pStyle w:val="ListBullet"/>
+      </w:pPr>
+      <w:r>
+        <w:t>재티칭하면 이 파일들이 같은 경로에 그대로 덮어써집니다. 되돌리려면 백업본이 반드시 있어야 합니다. 아래 두 방법 중 하나로 재티칭을 시작하기 전에 반드시 백업하십시오.</w:t>
+      </w:r>
+    </w:p>
+    <w:p>
+      <w:pPr>
+        <w:pStyle w:val="ListNumber"/>
+      </w:pPr>
+      <w:r>
+        <w:t>① [RECIPE] 버튼으로 레시피 목록 창을 엽니다(4-2절 참고).</w:t>
+      </w:r>
+    </w:p>
+    <w:p>
+      <w:pPr>
+        <w:pStyle w:val="ListNumber"/>
+      </w:pPr>
+      <w:r>
+        <w:t>② 백업할 레시피를 목록에서 선택하고 [COPY] 버튼을 클릭합니다. 로그인하지 않았거나 Admin 등급이 아니면 "접근 거부됨" / "admin 권한이 필요합니다." 안내창이 뜨고 중단됩니다.</w:t>
+      </w:r>
+    </w:p>
+    <w:p>
+      <w:pPr>
+        <w:pStyle w:val="ListNumber"/>
+      </w:pPr>
+      <w:r>
+        <w:t>③ 새 레시피 이름을 입력합니다. 원래 이름 뒤에 날짜를 붙이면 나중에 구분하기 쉽습니다(예: `FAI_1_260818_백업`). 같은 이름이 이미 있으면 덮어쓸지 확인하는 창이 뜹니다.</w:t>
+      </w:r>
+    </w:p>
+    <w:p>
+      <w:pPr>
+        <w:pStyle w:val="ListNumber"/>
+      </w:pPr>
+      <w:r>
+        <w:t>④ 폴더 전체가 새 이름으로 복제됩니다.</w:t>
+      </w:r>
+    </w:p>
+    <w:p>
+      <w:r>
+        <w:t>탐색기로 직접 복사해도 됩니다. 같은 레시피 목록 창의 [OPEN DIR] 버튼을 누르면 레시피 저장 폴더가 탐색기로 바로 열립니다. 거기서 백업할 레시피 폴더를 통째로 복사한 뒤 이름 뒤에 날짜를 붙여 보관하십시오.</w:t>
+      </w:r>
+    </w:p>
+    <w:tbl>
+      <w:tblPr>
+        <w:tblStyle w:val="TableGrid"/>
+        <w:tblW w:type="auto" w:w="0"/>
+        <w:tblLook w:firstColumn="1" w:firstRow="1" w:lastColumn="0" w:lastRow="0" w:noHBand="0" w:noVBand="1" w:val="04A0"/>
+      </w:tblPr>
+      <w:tblGrid>
+        <w:gridCol w:w="8640"/>
+      </w:tblGrid>
+      <w:tr>
+        <w:tc>
+          <w:tcPr>
+            <w:tcW w:type="dxa" w:w="8640"/>
+            <w:shd w:val="clear" w:color="auto" w:fill="D9D9D9"/>
+          </w:tcPr>
+          <w:p>
+            <w:pPr>
+              <w:jc w:val="center"/>
+            </w:pPr>
+            <w:r>
+              <w:rPr>
+                <w:b/>
+              </w:rPr>
+              <w:t>[그림 9-1] 레시피 목록 창의 [COPY] 버튼</w:t>
+            </w:r>
+          </w:p>
+          <w:p>
+            <w:pPr>
+              <w:jc w:val="center"/>
+            </w:pPr>
+            <w:r>
+              <w:rPr>
+                <w:i/>
+                <w:color w:val="666666"/>
+              </w:rPr>
+              <w:t>※ 이 자리에 화면 캡처 이미지를 삽입하세요</w:t>
+            </w:r>
+          </w:p>
+        </w:tc>
+      </w:tr>
+    </w:tbl>
+    <w:p>
+      <w:pPr>
+        <w:spacing w:after="80"/>
+      </w:pPr>
+    </w:p>
+    <w:p>
+      <w:pPr>
+        <w:spacing w:after="240"/>
+      </w:pPr>
+      <w:r>
+        <w:rPr>
+          <w:i/>
+          <w:color w:val="666666"/>
+          <w:sz w:val="18"/>
+        </w:rPr>
+        <w:t>캡처 대상: [RECIPE]로 연 레시피 목록 창에서 백업할 레시피를 선택하고 [COPY] 버튼에 마우스를 올린 상태.</w:t>
+      </w:r>
+    </w:p>
+    <w:tbl>
+      <w:tblPr>
+        <w:tblStyle w:val="TableGrid"/>
+        <w:tblW w:type="auto" w:w="0"/>
+        <w:tblLook w:firstColumn="1" w:firstRow="1" w:lastColumn="0" w:lastRow="0" w:noHBand="0" w:noVBand="1" w:val="04A0"/>
+      </w:tblPr>
+      <w:tblGrid>
+        <w:gridCol w:w="8640"/>
+      </w:tblGrid>
+      <w:tr>
+        <w:tc>
+          <w:tcPr>
+            <w:tcW w:type="dxa" w:w="8640"/>
+            <w:shd w:val="clear" w:color="auto" w:fill="D9D9D9"/>
+          </w:tcPr>
+          <w:p>
+            <w:pPr>
+              <w:jc w:val="center"/>
+            </w:pPr>
+            <w:r>
+              <w:rPr>
+                <w:b/>
+              </w:rPr>
+              <w:t>[그림 9-2] 새 레시피 이름 입력창</w:t>
+            </w:r>
+          </w:p>
+          <w:p>
+            <w:pPr>
+              <w:jc w:val="center"/>
+            </w:pPr>
+            <w:r>
+              <w:rPr>
+                <w:i/>
+                <w:color w:val="666666"/>
+              </w:rPr>
+              <w:t>※ 이 자리에 화면 캡처 이미지를 삽입하세요</w:t>
+            </w:r>
+          </w:p>
+        </w:tc>
+      </w:tr>
+    </w:tbl>
+    <w:p>
+      <w:pPr>
+        <w:spacing w:after="80"/>
+      </w:pPr>
+    </w:p>
+    <w:p>
+      <w:pPr>
+        <w:spacing w:after="240"/>
+      </w:pPr>
+      <w:r>
+        <w:rPr>
+          <w:i/>
+          <w:color w:val="666666"/>
+          <w:sz w:val="18"/>
+        </w:rPr>
+        <w:t>캡처 대상: [COPY] 클릭 후 뜨는 새 레시피 이름 입력창. 날짜를 붙인 백업용 이름을 입력한 상태.</w:t>
+      </w:r>
+    </w:p>
+    <w:tbl>
+      <w:tblPr>
+        <w:tblStyle w:val="TableGrid"/>
+        <w:tblW w:type="auto" w:w="0"/>
+        <w:tblLook w:firstColumn="1" w:firstRow="1" w:lastColumn="0" w:lastRow="0" w:noHBand="0" w:noVBand="1" w:val="04A0"/>
+      </w:tblPr>
+      <w:tblGrid>
+        <w:gridCol w:w="8640"/>
+      </w:tblGrid>
+      <w:tr>
+        <w:tc>
+          <w:tcPr>
+            <w:tcW w:type="dxa" w:w="8640"/>
+            <w:shd w:val="clear" w:color="auto" w:fill="D9D9D9"/>
+          </w:tcPr>
+          <w:p>
+            <w:pPr>
+              <w:jc w:val="center"/>
+            </w:pPr>
+            <w:r>
+              <w:rPr>
+                <w:b/>
+              </w:rPr>
+              <w:t>[그림 9-3] 탐색기로 연 레시피 저장 폴더</w:t>
+            </w:r>
+          </w:p>
+          <w:p>
+            <w:pPr>
+              <w:jc w:val="center"/>
+            </w:pPr>
+            <w:r>
+              <w:rPr>
+                <w:i/>
+                <w:color w:val="666666"/>
+              </w:rPr>
+              <w:t>※ 이 자리에 화면 캡처 이미지를 삽입하세요</w:t>
+            </w:r>
+          </w:p>
+        </w:tc>
+      </w:tr>
+    </w:tbl>
+    <w:p>
+      <w:pPr>
+        <w:spacing w:after="80"/>
+      </w:pPr>
+    </w:p>
+    <w:p>
+      <w:pPr>
+        <w:spacing w:after="240"/>
+      </w:pPr>
+      <w:r>
+        <w:rPr>
+          <w:i/>
+          <w:color w:val="666666"/>
+          <w:sz w:val="18"/>
+        </w:rPr>
+        <w:t>캡처 대상: [OPEN DIR] 클릭 후 열린 탐색기 창. 레시피 폴더 목록이 보이도록.</w:t>
+      </w:r>
+    </w:p>
+    <w:p>
+      <w:pPr>
+        <w:pStyle w:val="Heading2"/>
+      </w:pPr>
+      <w:r>
+        <w:t>9-2. Datum(기준좌표) 티칭</w:t>
+      </w:r>
+    </w:p>
+    <w:p>
+      <w:r>
+        <w:t>Datum은 제품 위치가 조금씩 달라져도 같은 기준으로 측정하기 위해 미리 찾아 두는 기준 좌표(선 / 점 / 원)입니다. 아래 절차로 새로 티칭하거나 기존 Datum을 다시 티칭할 수 있습니다.</w:t>
+      </w:r>
+    </w:p>
+    <w:p>
+      <w:r>
+        <w:t>왼쪽 속성 편집 영역에서 Datum 노드를 선택하면 `AlgorithmType` 항목이 보입니다. 이 값에 따라 그려야 하는 ROI 구성이 달라집니다.</w:t>
+      </w:r>
+    </w:p>
+    <w:tbl>
+      <w:tblPr>
+        <w:tblStyle w:val="TableGrid"/>
+        <w:tblW w:type="auto" w:w="0"/>
+        <w:tblLook w:firstColumn="1" w:firstRow="1" w:lastColumn="0" w:lastRow="0" w:noHBand="0" w:noVBand="1" w:val="04A0"/>
+      </w:tblPr>
+      <w:tblGrid>
+        <w:gridCol w:w="2880"/>
+        <w:gridCol w:w="2880"/>
+        <w:gridCol w:w="2880"/>
+      </w:tblGrid>
+      <w:tr>
+        <w:tc>
+          <w:tcPr>
+            <w:tcW w:type="dxa" w:w="2880"/>
+          </w:tcPr>
+          <w:p>
+            <w:r/>
+            <w:r>
+              <w:rPr>
+                <w:b/>
+              </w:rPr>
+              <w:t>AlgorithmType 값</w:t>
+            </w:r>
+          </w:p>
+        </w:tc>
+        <w:tc>
+          <w:tcPr>
+            <w:tcW w:type="dxa" w:w="2880"/>
+          </w:tcPr>
+          <w:p>
+            <w:r/>
+            <w:r>
+              <w:rPr>
+                <w:b/>
+              </w:rPr>
+              <w:t>그려야 하는 ROI</w:t>
+            </w:r>
+          </w:p>
+        </w:tc>
+        <w:tc>
+          <w:tcPr>
+            <w:tcW w:type="dxa" w:w="2880"/>
+          </w:tcPr>
+          <w:p>
+            <w:r/>
+            <w:r>
+              <w:rPr>
+                <w:b/>
+              </w:rPr>
+              <w:t>비고</w:t>
+            </w:r>
+          </w:p>
+        </w:tc>
+      </w:tr>
+      <w:tr>
+        <w:tc>
+          <w:tcPr>
+            <w:tcW w:type="dxa" w:w="2880"/>
+          </w:tcPr>
+          <w:p>
+            <w:r/>
+            <w:r>
+              <w:t>TwoLineIntersect</w:t>
+            </w:r>
+          </w:p>
+        </w:tc>
+        <w:tc>
+          <w:tcPr>
+            <w:tcW w:type="dxa" w:w="2880"/>
+          </w:tcPr>
+          <w:p>
+            <w:r/>
+            <w:r>
+              <w:t>직선 ROI 2개</w:t>
+            </w:r>
+          </w:p>
+        </w:tc>
+        <w:tc>
+          <w:tcPr>
+            <w:tcW w:type="dxa" w:w="2880"/>
+          </w:tcPr>
+          <w:p>
+            <w:r/>
+            <w:r>
+              <w:t>기본값. 두 직선이 만나는 점이 기준</w:t>
+            </w:r>
+          </w:p>
+        </w:tc>
+      </w:tr>
+      <w:tr>
+        <w:tc>
+          <w:tcPr>
+            <w:tcW w:type="dxa" w:w="2880"/>
+          </w:tcPr>
+          <w:p>
+            <w:r/>
+            <w:r>
+              <w:t>CircleTwoHorizontal</w:t>
+            </w:r>
+          </w:p>
+        </w:tc>
+        <w:tc>
+          <w:tcPr>
+            <w:tcW w:type="dxa" w:w="2880"/>
+          </w:tcPr>
+          <w:p>
+            <w:r/>
+            <w:r>
+              <w:t>원 검색 ROI 1개 + 수평 ROI 2개</w:t>
+            </w:r>
+          </w:p>
+        </w:tc>
+        <w:tc>
+          <w:tcPr>
+            <w:tcW w:type="dxa" w:w="2880"/>
+          </w:tcPr>
+          <w:p>
+            <w:r/>
+            <w:r>
+              <w:t>원 중심을 지나는 세로 가상선과 수평선의 교점</w:t>
+            </w:r>
+          </w:p>
+        </w:tc>
+      </w:tr>
+      <w:tr>
+        <w:tc>
+          <w:tcPr>
+            <w:tcW w:type="dxa" w:w="2880"/>
+          </w:tcPr>
+          <w:p>
+            <w:r/>
+            <w:r>
+              <w:t>VerticalTwoHorizontal</w:t>
+            </w:r>
+          </w:p>
+        </w:tc>
+        <w:tc>
+          <w:tcPr>
+            <w:tcW w:type="dxa" w:w="2880"/>
+          </w:tcPr>
+          <w:p>
+            <w:r/>
+            <w:r>
+              <w:t>수직 ROI 1개 + 수평 ROI 2개</w:t>
+            </w:r>
+          </w:p>
+        </w:tc>
+        <w:tc>
+          <w:tcPr>
+            <w:tcW w:type="dxa" w:w="2880"/>
+          </w:tcPr>
+          <w:p>
+            <w:r/>
+            <w:r>
+              <w:t>수직선과 수평선의 교점</w:t>
+            </w:r>
+          </w:p>
+        </w:tc>
+      </w:tr>
+      <w:tr>
+        <w:tc>
+          <w:tcPr>
+            <w:tcW w:type="dxa" w:w="2880"/>
+          </w:tcPr>
+          <w:p>
+            <w:r/>
+            <w:r>
+              <w:t>VerticalTwoHorizontalDualImage</w:t>
+            </w:r>
+          </w:p>
+        </w:tc>
+        <w:tc>
+          <w:tcPr>
+            <w:tcW w:type="dxa" w:w="2880"/>
+          </w:tcPr>
+          <w:p>
+            <w:r/>
+            <w:r>
+              <w:t>수평 ROI 2개(가로축 이미지) + 수직 ROI 1개(세로축 이미지)</w:t>
+            </w:r>
+          </w:p>
+        </w:tc>
+        <w:tc>
+          <w:tcPr>
+            <w:tcW w:type="dxa" w:w="2880"/>
+          </w:tcPr>
+          <w:p>
+            <w:r/>
+            <w:r>
+              <w:t>이미지 2장을 따로 사용. TeachingImagePath / TeachingImagePath_Vertical 두 경로 모두 필요</w:t>
+            </w:r>
+          </w:p>
+        </w:tc>
+      </w:tr>
+    </w:tbl>
+    <w:p>
+      <w:pPr>
+        <w:spacing w:after="120"/>
+      </w:pPr>
+    </w:p>
+    <w:p>
+      <w:r>
+        <w:t>절차(모든 알고리즘 공통 순서 — ROI 단계 수만 다릅니다):</w:t>
+      </w:r>
+    </w:p>
+    <w:p>
+      <w:pPr>
+        <w:pStyle w:val="ListNumber"/>
+      </w:pPr>
+      <w:r>
+        <w:t>① 왼쪽 나무 구조에서 티칭할 Datum 노드를 선택합니다. 속성 편집 영역에서 `AlgorithmType`이 원하는 값인지 먼저 확인합니다.</w:t>
+      </w:r>
+    </w:p>
+    <w:p>
+      <w:pPr>
+        <w:pStyle w:val="ListNumber"/>
+      </w:pPr>
+      <w:r>
+        <w:t>② 이미지를 확보합니다. 방법은 5-2절과 같습니다 — [Grab]으로 즉시 촬영하거나, VerticalTwoHorizontalDualImage라면 [Load]로 가로축 이미지를 먼저 불러와 `TeachingImagePath`를 채웁니다.</w:t>
+      </w:r>
+    </w:p>
+    <w:p>
+      <w:pPr>
+        <w:pStyle w:val="ListNumber"/>
+      </w:pPr>
+      <w:r>
+        <w:t>③ 중앙 화면 위 도구모음에서 [Teach Datum] 토글 버튼을 클릭합니다. Datum 노드를 선택하지 않았으면 "Datum 노드를 먼저 선택하세요." 안내창이 뜨고 중단됩니다.</w:t>
+      </w:r>
+    </w:p>
+    <w:p>
+      <w:pPr>
+        <w:pStyle w:val="ListNumber"/>
+      </w:pPr>
+      <w:r>
+        <w:t>④ 이미 티칭된 Datum이면 "이 Datum은 이미 티칭되어 있습니다. 기존 ROI로 재티칭하시겠습니까?" 확인창이 뜹니다. 기존 ROI를 그대로 쓰려면 [예]를 클릭합니다. ROI를 다시 그리려면, 먼저 왼쪽 속성 편집 영역에서 해당 단계의 Length1 / Length2(원이면 Radius) 값을 0으로 지운 뒤 다시 [Teach Datum]을 클릭합니다.</w:t>
+      </w:r>
+    </w:p>
+    <w:p>
+      <w:pPr>
+        <w:pStyle w:val="ListNumber"/>
+      </w:pPr>
+      <w:r>
+        <w:t>⑤ 화면 위쪽에 "Step 1/2: Line1 ROI를 드래그하세요"처럼 지금 그려야 할 단계가 안내됩니다. 안내대로 캔버스에서 마우스로 드래그해 ROI를 지정합니다. 알고리즘에 필요한 ROI를 전부 그릴 때까지 안내가 다음 단계로 이어집니다.</w:t>
+      </w:r>
+    </w:p>
+    <w:p>
+      <w:pPr>
+        <w:pStyle w:val="ListNumber"/>
+      </w:pPr>
+      <w:r>
+        <w:t>⑥ VerticalTwoHorizontalDualImage는 가로축(수평 ROI 2개) 단계가 끝나면 화면이 세로축 이미지로 자동 전환됩니다. `TeachingImagePath_Vertical`이 비어 있으면 "세로축 이미지를 Load 해주세요 (PropertyGrid의 TeachingImagePath_Vertical)"라는 주황색 안내가 뜨고 멈춥니다 — 속성 편집 영역에서 세로축 이미지 경로를 채운 뒤 다시 진행합니다.</w:t>
+      </w:r>
+    </w:p>
+    <w:p>
+      <w:pPr>
+        <w:pStyle w:val="ListNumber"/>
+      </w:pPr>
+      <w:r>
+        <w:t>⑦ 마지막 ROI를 그리면 자동으로 티칭이 실행됩니다. 성공하면 "Datum 티칭 완료 — Recipe Save 권장"이라는 초록 안내가 뜨고 화면에 검출 결과가 겹쳐 표시됩니다. 실패하면 "티칭 실패" 안내창에 원인이 함께 표시됩니다(예: 이미지가 없으면 "이미지가 없습니다. 먼저 Grab 또는 Load Image를 수행하세요.").</w:t>
+      </w:r>
+    </w:p>
+    <w:p>
+      <w:pPr>
+        <w:pStyle w:val="ListNumber"/>
+      </w:pPr>
+      <w:r>
+        <w:t>⑧ [Test Find] 버튼으로 결과를 확인합니다. 현재 이미지 또는 다른 파일로 다시 찾아보고, 찾은 위치가 실제 기준과 맞는지 화면에서 눈으로 확인합니다. 라인핏(2-직선 / CTH / VTH) 티칭이나 패턴 모델 생성 중 하나라도 완료돼야 [Test Find]를 쓸 수 있습니다. 못 찾으면 "Find 실패" 안내창에 원인이 표시됩니다.</w:t>
+      </w:r>
+    </w:p>
+    <w:p>
+      <w:pPr>
+        <w:pStyle w:val="ListNumber"/>
+      </w:pPr>
+      <w:r>
+        <w:t>⑨ 문제가 없으면 상단 메뉴바에서 레시피를 저장합니다(저장 방법은 4-3절 참고). 저장하지 않으면 프로그램을 껐다 켰을 때 티칭 결과가 사라집니다.</w:t>
+      </w:r>
+    </w:p>
+    <w:p>
+      <w:r>
+        <w:rPr>
+          <w:b/>
+        </w:rPr>
+        <w:t>참고: 마스터 이미지가 바뀌었을 때(Re-anchor)</w:t>
+      </w:r>
+      <w:r>
+        <w:t xml:space="preserve"> — 기존 기준 이미지 자체가 다른 것으로 바뀌는 경우(예: 지그 교체), 이미 그려 둔 여러 측정 ROI를 하나씩 다시 그리는 대신 [Re-anchor] 버튼으로 한 번에 옮길 수 있습니다. 새 마스터 이미지를 Grab 또는 Load한 뒤 [Re-anchor]를 클릭하면 옛 Datum 기준으로 찾은 이동량만큼 관련 측정 ROI가 노란색 미리보기로 이동합니다. 미리보기가 실제 위치와 맞으면 [Apply]로 확정합니다(레시피가 자동으로 먼저 백업된 뒤 반영됩니다). 확정 후에는 이 Datum을 새 마스터로 다시 티칭하고 [Test Find]로 확인한 뒤 레시피를 저장해야 합니다. 미리보기가 맞지 않으면 [Cancel]로 취소합니다.</w:t>
+      </w:r>
+    </w:p>
+    <w:tbl>
+      <w:tblPr>
+        <w:tblStyle w:val="TableGrid"/>
+        <w:tblW w:type="auto" w:w="0"/>
+        <w:tblLook w:firstColumn="1" w:firstRow="1" w:lastColumn="0" w:lastRow="0" w:noHBand="0" w:noVBand="1" w:val="04A0"/>
+      </w:tblPr>
+      <w:tblGrid>
+        <w:gridCol w:w="8640"/>
+      </w:tblGrid>
+      <w:tr>
+        <w:tc>
+          <w:tcPr>
+            <w:tcW w:type="dxa" w:w="8640"/>
+            <w:shd w:val="clear" w:color="auto" w:fill="D9D9D9"/>
+          </w:tcPr>
+          <w:p>
+            <w:pPr>
+              <w:jc w:val="center"/>
+            </w:pPr>
+            <w:r>
+              <w:rPr>
+                <w:b/>
+              </w:rPr>
+              <w:t>[그림 9-4] Datum 노드 선택과 AlgorithmType 확인</w:t>
+            </w:r>
+          </w:p>
+          <w:p>
+            <w:pPr>
+              <w:jc w:val="center"/>
+            </w:pPr>
+            <w:r>
+              <w:rPr>
+                <w:i/>
+                <w:color w:val="666666"/>
+              </w:rPr>
+              <w:t>※ 이 자리에 화면 캡처 이미지를 삽입하세요</w:t>
+            </w:r>
+          </w:p>
+        </w:tc>
+      </w:tr>
+    </w:tbl>
+    <w:p>
+      <w:pPr>
+        <w:spacing w:after="80"/>
+      </w:pPr>
+    </w:p>
+    <w:p>
+      <w:pPr>
+        <w:spacing w:after="240"/>
+      </w:pPr>
+      <w:r>
+        <w:rPr>
+          <w:i/>
+          <w:color w:val="666666"/>
+          <w:sz w:val="18"/>
+        </w:rPr>
+        <w:t>캡처 대상: 나무 구조에서 Datum 노드를 선택하고 속성 편집 영역에 AlgorithmType 드롭다운이 보이는 상태.</w:t>
+      </w:r>
+    </w:p>
+    <w:tbl>
+      <w:tblPr>
+        <w:tblStyle w:val="TableGrid"/>
+        <w:tblW w:type="auto" w:w="0"/>
+        <w:tblLook w:firstColumn="1" w:firstRow="1" w:lastColumn="0" w:lastRow="0" w:noHBand="0" w:noVBand="1" w:val="04A0"/>
+      </w:tblPr>
+      <w:tblGrid>
+        <w:gridCol w:w="8640"/>
+      </w:tblGrid>
+      <w:tr>
+        <w:tc>
+          <w:tcPr>
+            <w:tcW w:type="dxa" w:w="8640"/>
+            <w:shd w:val="clear" w:color="auto" w:fill="D9D9D9"/>
+          </w:tcPr>
+          <w:p>
+            <w:pPr>
+              <w:jc w:val="center"/>
+            </w:pPr>
+            <w:r>
+              <w:rPr>
+                <w:b/>
+              </w:rPr>
+              <w:t>[그림 9-5] [Teach Datum] 클릭 직후 ROI 그리기 안내</w:t>
+            </w:r>
+          </w:p>
+          <w:p>
+            <w:pPr>
+              <w:jc w:val="center"/>
+            </w:pPr>
+            <w:r>
+              <w:rPr>
+                <w:i/>
+                <w:color w:val="666666"/>
+              </w:rPr>
+              <w:t>※ 이 자리에 화면 캡처 이미지를 삽입하세요</w:t>
+            </w:r>
+          </w:p>
+        </w:tc>
+      </w:tr>
+    </w:tbl>
+    <w:p>
+      <w:pPr>
+        <w:spacing w:after="80"/>
+      </w:pPr>
+    </w:p>
+    <w:p>
+      <w:pPr>
+        <w:spacing w:after="240"/>
+      </w:pPr>
+      <w:r>
+        <w:rPr>
+          <w:i/>
+          <w:color w:val="666666"/>
+          <w:sz w:val="18"/>
+        </w:rPr>
+        <w:t>캡처 대상: [Teach Datum] 클릭 후 화면 위에 "Step 1/○: ... ROI를 드래그하세요" 안내 문구가 뜬 상태.</w:t>
+      </w:r>
+    </w:p>
+    <w:tbl>
+      <w:tblPr>
+        <w:tblStyle w:val="TableGrid"/>
+        <w:tblW w:type="auto" w:w="0"/>
+        <w:tblLook w:firstColumn="1" w:firstRow="1" w:lastColumn="0" w:lastRow="0" w:noHBand="0" w:noVBand="1" w:val="04A0"/>
+      </w:tblPr>
+      <w:tblGrid>
+        <w:gridCol w:w="8640"/>
+      </w:tblGrid>
+      <w:tr>
+        <w:tc>
+          <w:tcPr>
+            <w:tcW w:type="dxa" w:w="8640"/>
+            <w:shd w:val="clear" w:color="auto" w:fill="D9D9D9"/>
+          </w:tcPr>
+          <w:p>
+            <w:pPr>
+              <w:jc w:val="center"/>
+            </w:pPr>
+            <w:r>
+              <w:rPr>
+                <w:b/>
+              </w:rPr>
+              <w:t>[그림 9-6] ROI 드래그 중인 화면</w:t>
+            </w:r>
+          </w:p>
+          <w:p>
+            <w:pPr>
+              <w:jc w:val="center"/>
+            </w:pPr>
+            <w:r>
+              <w:rPr>
+                <w:i/>
+                <w:color w:val="666666"/>
+              </w:rPr>
+              <w:t>※ 이 자리에 화면 캡처 이미지를 삽입하세요</w:t>
+            </w:r>
+          </w:p>
+        </w:tc>
+      </w:tr>
+    </w:tbl>
+    <w:p>
+      <w:pPr>
+        <w:spacing w:after="80"/>
+      </w:pPr>
+    </w:p>
+    <w:p>
+      <w:pPr>
+        <w:spacing w:after="240"/>
+      </w:pPr>
+      <w:r>
+        <w:rPr>
+          <w:i/>
+          <w:color w:val="666666"/>
+          <w:sz w:val="18"/>
+        </w:rPr>
+        <w:t>캡처 대상: 캔버스에서 마우스로 ROI 사각형(또는 원)을 드래그하고 있는 도중 화면.</w:t>
+      </w:r>
+    </w:p>
+    <w:tbl>
+      <w:tblPr>
+        <w:tblStyle w:val="TableGrid"/>
+        <w:tblW w:type="auto" w:w="0"/>
+        <w:tblLook w:firstColumn="1" w:firstRow="1" w:lastColumn="0" w:lastRow="0" w:noHBand="0" w:noVBand="1" w:val="04A0"/>
+      </w:tblPr>
+      <w:tblGrid>
+        <w:gridCol w:w="8640"/>
+      </w:tblGrid>
+      <w:tr>
+        <w:tc>
+          <w:tcPr>
+            <w:tcW w:type="dxa" w:w="8640"/>
+            <w:shd w:val="clear" w:color="auto" w:fill="D9D9D9"/>
+          </w:tcPr>
+          <w:p>
+            <w:pPr>
+              <w:jc w:val="center"/>
+            </w:pPr>
+            <w:r>
+              <w:rPr>
+                <w:b/>
+              </w:rPr>
+              <w:t>[그림 9-7] 티칭 완료 후 결과 오버레이</w:t>
+            </w:r>
+          </w:p>
+          <w:p>
+            <w:pPr>
+              <w:jc w:val="center"/>
+            </w:pPr>
+            <w:r>
+              <w:rPr>
+                <w:i/>
+                <w:color w:val="666666"/>
+              </w:rPr>
+              <w:t>※ 이 자리에 화면 캡처 이미지를 삽입하세요</w:t>
+            </w:r>
+          </w:p>
+        </w:tc>
+      </w:tr>
+    </w:tbl>
+    <w:p>
+      <w:pPr>
+        <w:spacing w:after="80"/>
+      </w:pPr>
+    </w:p>
+    <w:p>
+      <w:pPr>
+        <w:spacing w:after="240"/>
+      </w:pPr>
+      <w:r>
+        <w:rPr>
+          <w:i/>
+          <w:color w:val="666666"/>
+          <w:sz w:val="18"/>
+        </w:rPr>
+        <w:t>캡처 대상: 마지막 ROI를 그린 직후 "Datum 티칭 완료" 안내와 함께 검출 결과가 화면에 겹쳐 표시된 상태.</w:t>
+      </w:r>
+    </w:p>
+    <w:tbl>
+      <w:tblPr>
+        <w:tblStyle w:val="TableGrid"/>
+        <w:tblW w:type="auto" w:w="0"/>
+        <w:tblLook w:firstColumn="1" w:firstRow="1" w:lastColumn="0" w:lastRow="0" w:noHBand="0" w:noVBand="1" w:val="04A0"/>
+      </w:tblPr>
+      <w:tblGrid>
+        <w:gridCol w:w="8640"/>
+      </w:tblGrid>
+      <w:tr>
+        <w:tc>
+          <w:tcPr>
+            <w:tcW w:type="dxa" w:w="8640"/>
+            <w:shd w:val="clear" w:color="auto" w:fill="D9D9D9"/>
+          </w:tcPr>
+          <w:p>
+            <w:pPr>
+              <w:jc w:val="center"/>
+            </w:pPr>
+            <w:r>
+              <w:rPr>
+                <w:b/>
+              </w:rPr>
+              <w:t>[그림 9-8] [Test Find] 결과 확인</w:t>
+            </w:r>
+          </w:p>
+          <w:p>
+            <w:pPr>
+              <w:jc w:val="center"/>
+            </w:pPr>
+            <w:r>
+              <w:rPr>
+                <w:i/>
+                <w:color w:val="666666"/>
+              </w:rPr>
+              <w:t>※ 이 자리에 화면 캡처 이미지를 삽입하세요</w:t>
+            </w:r>
+          </w:p>
+        </w:tc>
+      </w:tr>
+    </w:tbl>
+    <w:p>
+      <w:pPr>
+        <w:spacing w:after="80"/>
+      </w:pPr>
+    </w:p>
+    <w:p>
+      <w:pPr>
+        <w:spacing w:after="240"/>
+      </w:pPr>
+      <w:r>
+        <w:rPr>
+          <w:i/>
+          <w:color w:val="666666"/>
+          <w:sz w:val="18"/>
+        </w:rPr>
+        <w:t>캡처 대상: [Test Find] 클릭 후 검출 위치가 화면에 표시된 상태. 실제 기준 위치와 겹치는지 확인할 수 있도록.</w:t>
+      </w:r>
+    </w:p>
+    <w:p>
+      <w:pPr>
+        <w:pStyle w:val="Heading2"/>
+      </w:pPr>
+      <w:r>
+        <w:t>9-3. 패턴(ModelFinder) 티칭</w:t>
+      </w:r>
+    </w:p>
+    <w:p>
+      <w:r>
+        <w:t>패턴 티칭은 제품의 특징적인 무늬(패턴)를 기준점으로 등록해 두는 작업입니다. 제품이 카메라 시야 안에서 x, y로 밀리거나 약간 돌아가 있어도, 이 패턴을 다시 찾아서 그 어긋난 만큼을 Datum · 측정 위치에 보정해 줍니다. Datum 노드 하나에 패턴을 최대 2개까지 등록할 수 있으며, 2개를 등록하면 회전(기울어짐) 보정 정밀도가 올라갑니다.</w:t>
+      </w:r>
+    </w:p>
+    <w:p>
+      <w:r>
+        <w:t>절차:</w:t>
+      </w:r>
+    </w:p>
+    <w:p>
+      <w:pPr>
+        <w:pStyle w:val="ListNumber"/>
+      </w:pPr>
+      <w:r>
+        <w:t>① 왼쪽 나무 구조에서 패턴을 등록할 Datum 노드를 선택합니다.</w:t>
+      </w:r>
+    </w:p>
+    <w:p>
+      <w:pPr>
+        <w:pStyle w:val="ListNumber"/>
+      </w:pPr>
+      <w:r>
+        <w:t>② 이미지를 확보합니다([Grab] 또는 [Load], 5-2절과 같은 버튼).</w:t>
+      </w:r>
+    </w:p>
+    <w:p>
+      <w:pPr>
+        <w:pStyle w:val="ListNumber"/>
+      </w:pPr>
+      <w:r>
+        <w:t>③ 중앙 화면 위 도구모음에서 [패턴 1] 버튼을 클릭합니다. "패턴 1 ROI를 새로 그리시겠습니까?" 확인창이 뜨면 [OK]를 클릭합니다(기존 패턴 1 영역이 있으면 새로 그린 영역으로 대체됩니다).</w:t>
+      </w:r>
+    </w:p>
+    <w:p>
+      <w:pPr>
+        <w:pStyle w:val="ListNumber"/>
+      </w:pPr>
+      <w:r>
+        <w:t>④ 화면 안내("패턴 ROI: 드래그하여 템플릿 영역을 지정하세요")에 따라 무늬가 뚜렷한 부분을 캔버스에서 드래그로 지정합니다. 지정을 마치면 "패턴 1 ROI 저장 완료" 초록 안내가 뜹니다.</w:t>
+      </w:r>
+    </w:p>
+    <w:p>
+      <w:pPr>
+        <w:pStyle w:val="ListNumber"/>
+      </w:pPr>
+      <w:r>
+        <w:t>⑤ [패턴 2] 버튼도 같은 방식으로 지정합니다. 패턴 1의 반대 대각 끝(가급적 멀리 떨어진 위치)에 그릴수록 회전 보정이 정밀해집니다.</w:t>
+      </w:r>
+    </w:p>
+    <w:p>
+      <w:pPr>
+        <w:pStyle w:val="ListNumber"/>
+      </w:pPr>
+      <w:r>
+        <w:t>⑥ [패턴 모델 생성] 버튼을 클릭합니다. 패턴 ROI를 그리지 않았으면 "패턴 ROI(Rect)를 먼저 그리세요. ([패턴 ROI] 버튼)" 안내창이 뜨고 중단됩니다. 패턴 2를 그리지 않았으면 "패턴 2를 그리지 않았습니다. 단일 패턴은 회전(tilt) 보정 정밀도가 낮습니다. 그래도 단일 패턴으로 모델을 생성하시겠습니까?" 확인창이 뜹니다 — 패턴 2 없이 진행하려면 [OK], 패턴 2를 마저 그리려면 [취소] 후 ⑤번으로 돌아갑니다.</w:t>
+      </w:r>
+    </w:p>
+    <w:p>
+      <w:pPr>
+        <w:pStyle w:val="ListNumber"/>
+      </w:pPr>
+      <w:r>
+        <w:t>⑦ 모델 생성에 성공하면 "모델 생성 완료" 창에 등급 기호(● 양호 / ▲ 주의 / ✕ 실패)와 점수가 함께 표시되고, "지금 Recipe Save 하시겠습니까?"라고 묻습니다. [예]를 클릭하면 패턴 모델 파일과 기준값이 레시피 폴더 안에 함께 저장됩니다. [아니오]를 클릭하면 "모델은 기록되었으나 저장하지 않았습니다. 종료 전 Recipe Save를 권장합니다." 안내가 뜨며, 이 경우 나중에 반드시 레시피를 저장해야 합니다.</w:t>
+      </w:r>
+    </w:p>
+    <w:p>
+      <w:pPr>
+        <w:pStyle w:val="ListNumber"/>
+      </w:pPr>
+      <w:r>
+        <w:t>⑧ 모델 파일(`.shm` 또는 `.ncm`)은 레시피 폴더 안 해당 시퀀스 · 항목 하위 경로에 저장됩니다. Datum 이름을 나중에 바꾸면 이 파일도 새 이름 경로로 자동으로 옮겨집니다.</w:t>
+      </w:r>
+    </w:p>
+    <w:p>
+      <w:pPr>
+        <w:pStyle w:val="ListNumber"/>
+      </w:pPr>
+      <w:r>
+        <w:t>⑨ 결과 확인은 9-2절 ⑧의 [Test Find]를 그대로 사용합니다. 패턴 정렬이 켜진 Datum은 [Test Find]가 패턴으로 찾은 위치까지 반영한 결과를 보여줍니다.</w:t>
+      </w:r>
+    </w:p>
+    <w:tbl>
+      <w:tblPr>
+        <w:tblStyle w:val="TableGrid"/>
+        <w:tblW w:type="auto" w:w="0"/>
+        <w:tblLook w:firstColumn="1" w:firstRow="1" w:lastColumn="0" w:lastRow="0" w:noHBand="0" w:noVBand="1" w:val="04A0"/>
+      </w:tblPr>
+      <w:tblGrid>
+        <w:gridCol w:w="8640"/>
+      </w:tblGrid>
+      <w:tr>
+        <w:tc>
+          <w:tcPr>
+            <w:tcW w:type="dxa" w:w="8640"/>
+            <w:shd w:val="clear" w:color="auto" w:fill="D9D9D9"/>
+          </w:tcPr>
+          <w:p>
+            <w:pPr>
+              <w:jc w:val="center"/>
+            </w:pPr>
+            <w:r>
+              <w:rPr>
+                <w:b/>
+              </w:rPr>
+              <w:t>[그림 9-9] [패턴 1] ROI 지정</w:t>
+            </w:r>
+          </w:p>
+          <w:p>
+            <w:pPr>
+              <w:jc w:val="center"/>
+            </w:pPr>
+            <w:r>
+              <w:rPr>
+                <w:i/>
+                <w:color w:val="666666"/>
+              </w:rPr>
+              <w:t>※ 이 자리에 화면 캡처 이미지를 삽입하세요</w:t>
+            </w:r>
+          </w:p>
+        </w:tc>
+      </w:tr>
+    </w:tbl>
+    <w:p>
+      <w:pPr>
+        <w:spacing w:after="80"/>
+      </w:pPr>
+    </w:p>
+    <w:p>
+      <w:pPr>
+        <w:spacing w:after="240"/>
+      </w:pPr>
+      <w:r>
+        <w:rPr>
+          <w:i/>
+          <w:color w:val="666666"/>
+          <w:sz w:val="18"/>
+        </w:rPr>
+        <w:t>캡처 대상: [패턴 1] 클릭 후 확인창을 통과하고, 캔버스에서 무늬가 뚜렷한 영역을 드래그로 지정하는 화면.</w:t>
+      </w:r>
+    </w:p>
+    <w:tbl>
+      <w:tblPr>
+        <w:tblStyle w:val="TableGrid"/>
+        <w:tblW w:type="auto" w:w="0"/>
+        <w:tblLook w:firstColumn="1" w:firstRow="1" w:lastColumn="0" w:lastRow="0" w:noHBand="0" w:noVBand="1" w:val="04A0"/>
+      </w:tblPr>
+      <w:tblGrid>
+        <w:gridCol w:w="8640"/>
+      </w:tblGrid>
+      <w:tr>
+        <w:tc>
+          <w:tcPr>
+            <w:tcW w:type="dxa" w:w="8640"/>
+            <w:shd w:val="clear" w:color="auto" w:fill="D9D9D9"/>
+          </w:tcPr>
+          <w:p>
+            <w:pPr>
+              <w:jc w:val="center"/>
+            </w:pPr>
+            <w:r>
+              <w:rPr>
+                <w:b/>
+              </w:rPr>
+              <w:t>[그림 9-10] [패턴 2] ROI 지정</w:t>
+            </w:r>
+          </w:p>
+          <w:p>
+            <w:pPr>
+              <w:jc w:val="center"/>
+            </w:pPr>
+            <w:r>
+              <w:rPr>
+                <w:i/>
+                <w:color w:val="666666"/>
+              </w:rPr>
+              <w:t>※ 이 자리에 화면 캡처 이미지를 삽입하세요</w:t>
+            </w:r>
+          </w:p>
+        </w:tc>
+      </w:tr>
+    </w:tbl>
+    <w:p>
+      <w:pPr>
+        <w:spacing w:after="80"/>
+      </w:pPr>
+    </w:p>
+    <w:p>
+      <w:pPr>
+        <w:spacing w:after="240"/>
+      </w:pPr>
+      <w:r>
+        <w:rPr>
+          <w:i/>
+          <w:color w:val="666666"/>
+          <w:sz w:val="18"/>
+        </w:rPr>
+        <w:t>캡처 대상: 패턴 1의 반대 대각 끝에 [패턴 2] ROI를 드래그로 지정하는 화면.</w:t>
+      </w:r>
+    </w:p>
+    <w:tbl>
+      <w:tblPr>
+        <w:tblStyle w:val="TableGrid"/>
+        <w:tblW w:type="auto" w:w="0"/>
+        <w:tblLook w:firstColumn="1" w:firstRow="1" w:lastColumn="0" w:lastRow="0" w:noHBand="0" w:noVBand="1" w:val="04A0"/>
+      </w:tblPr>
+      <w:tblGrid>
+        <w:gridCol w:w="8640"/>
+      </w:tblGrid>
+      <w:tr>
+        <w:tc>
+          <w:tcPr>
+            <w:tcW w:type="dxa" w:w="8640"/>
+            <w:shd w:val="clear" w:color="auto" w:fill="D9D9D9"/>
+          </w:tcPr>
+          <w:p>
+            <w:pPr>
+              <w:jc w:val="center"/>
+            </w:pPr>
+            <w:r>
+              <w:rPr>
+                <w:b/>
+              </w:rPr>
+              <w:t>[그림 9-11] [패턴 모델 생성] 완료 안내창</w:t>
+            </w:r>
+          </w:p>
+          <w:p>
+            <w:pPr>
+              <w:jc w:val="center"/>
+            </w:pPr>
+            <w:r>
+              <w:rPr>
+                <w:i/>
+                <w:color w:val="666666"/>
+              </w:rPr>
+              <w:t>※ 이 자리에 화면 캡처 이미지를 삽입하세요</w:t>
+            </w:r>
+          </w:p>
+        </w:tc>
+      </w:tr>
+    </w:tbl>
+    <w:p>
+      <w:pPr>
+        <w:spacing w:after="80"/>
+      </w:pPr>
+    </w:p>
+    <w:p>
+      <w:pPr>
+        <w:spacing w:after="240"/>
+      </w:pPr>
+      <w:r>
+        <w:rPr>
+          <w:i/>
+          <w:color w:val="666666"/>
+          <w:sz w:val="18"/>
+        </w:rPr>
+        <w:t>캡처 대상: [패턴 모델 생성] 클릭 후 뜨는 "모델 생성 완료" 안내창. 점수와 Recipe Save 여부를 묻는 문구가 보이도록.</w:t>
+      </w:r>
+    </w:p>
+    <w:tbl>
+      <w:tblPr>
+        <w:tblStyle w:val="TableGrid"/>
+        <w:tblW w:type="auto" w:w="0"/>
+        <w:tblLook w:firstColumn="1" w:firstRow="1" w:lastColumn="0" w:lastRow="0" w:noHBand="0" w:noVBand="1" w:val="04A0"/>
+      </w:tblPr>
+      <w:tblGrid>
+        <w:gridCol w:w="8640"/>
+      </w:tblGrid>
+      <w:tr>
+        <w:tc>
+          <w:tcPr>
+            <w:tcW w:type="dxa" w:w="8640"/>
+            <w:shd w:val="clear" w:color="auto" w:fill="D9D9D9"/>
+          </w:tcPr>
+          <w:p>
+            <w:pPr>
+              <w:jc w:val="center"/>
+            </w:pPr>
+            <w:r>
+              <w:rPr>
+                <w:b/>
+              </w:rPr>
+              <w:t>[그림 9-12] 패턴 ROI 오버레이 표시 상태</w:t>
+            </w:r>
+          </w:p>
+          <w:p>
+            <w:pPr>
+              <w:jc w:val="center"/>
+            </w:pPr>
+            <w:r>
+              <w:rPr>
+                <w:i/>
+                <w:color w:val="666666"/>
+              </w:rPr>
+              <w:t>※ 이 자리에 화면 캡처 이미지를 삽입하세요</w:t>
+            </w:r>
+          </w:p>
+        </w:tc>
+      </w:tr>
+    </w:tbl>
+    <w:p>
+      <w:pPr>
+        <w:spacing w:after="80"/>
+      </w:pPr>
+    </w:p>
+    <w:p>
+      <w:pPr>
+        <w:spacing w:after="240"/>
+      </w:pPr>
+      <w:r>
+        <w:rPr>
+          <w:i/>
+          <w:color w:val="666666"/>
+          <w:sz w:val="18"/>
+        </w:rPr>
+        <w:t>캡처 대상: [패턴 ROI] 오버레이 체크박스를 켠 상태에서 화면에 패턴 영역이 겹쳐 표시된 모습.</w:t>
+      </w:r>
+    </w:p>
+    <w:p>
+      <w:pPr>
+        <w:pStyle w:val="Heading2"/>
+      </w:pPr>
+      <w:r>
+        <w:t>9-4. Align 티칭 — 화면 열기와 공통 절차 (Tray 기준)</w:t>
+      </w:r>
+    </w:p>
+    <w:p>
+      <w:r>
+        <w:t>Align은 별도의 정렬 비전 설비(이더넷 카메라)가 연결된 경우에만 쓰는 화면입니다(2-2절 참고). Datum · 패턴 티칭과 달리 [검사] 탭이 아니라 화면 위쪽의 다른 탭에서 이루어집니다.</w:t>
+      </w:r>
+    </w:p>
+    <w:p>
+      <w:pPr>
+        <w:pStyle w:val="ListBullet"/>
+      </w:pPr>
+      <w:r>
+        <w:t>화면 위쪽 탭에는 [검사] 외에 [Tray 비전] / [Bottom 비전] 탭이 있습니다. 이 PC에 설정된 이더넷 정렬 비전 모드에 따라 둘 중 하나만 나타납니다(둘 다 나타나지 않으면 이 기능이 꺼져 있는 것이므로 관리자에게 확인하십시오).</w:t>
+      </w:r>
+    </w:p>
+    <w:p>
+      <w:pPr>
+        <w:pStyle w:val="ListBullet"/>
+      </w:pPr>
+      <w:r>
+        <w:t>이 절에서는 두 화면의 공통 절차를 [Tray 비전] 탭 기준으로 설명합니다. Tray와 Bottom은 좌측 패널 구성이 거의 같습니다([Grab] / [Live] / [Stop] / [폴더 열기] / [◀ 이전] / [다음 ▶] / [ROI 1 그리기] / [ROI 2 그리기] / [티칭 저장] / [검사]). Bottom만의 차이는 9-5절에서 설명합니다.</w:t>
+      </w:r>
+    </w:p>
+    <w:p>
+      <w:pPr>
+        <w:pStyle w:val="ListBullet"/>
+      </w:pPr>
+      <w:r>
+        <w:t>이 화면은 [검사] 탭과 달리 로그인 여부와 관계없이 조작할 수 있습니다. 임의로 건드리면 정렬 기준이 바뀌므로 관리자 · 엔지니어만 다루십시오.</w:t>
+      </w:r>
+    </w:p>
+    <w:p>
+      <w:r>
+        <w:t>절차:</w:t>
+      </w:r>
+    </w:p>
+    <w:p>
+      <w:pPr>
+        <w:pStyle w:val="ListNumber"/>
+      </w:pPr>
+      <w:r>
+        <w:t>① 화면 위쪽 탭에서 [Tray 비전]을 클릭합니다.</w:t>
+      </w:r>
+    </w:p>
+    <w:p>
+      <w:pPr>
+        <w:pStyle w:val="ListNumber"/>
+      </w:pPr>
+      <w:r>
+        <w:t>② "카메라 / 이미지 로더" 영역에서 이미지를 확보합니다. [Grab]을 클릭하면 카메라로 한 장 촬영해 오른쪽 화면에 표시합니다(이 프로그램이 오프라인 / 시뮬레이션 구성으로 빌드된 경우 [Grab]은 카메라 대신 파일 선택 창을 엽니다). 이미 저장해 둔 이미지로 진행하려면 [폴더 열기]로 폴더를 지정한 뒤 [◀ 이전] / [다음 ▶]로 이미지를 넘깁니다.</w:t>
+      </w:r>
+    </w:p>
+    <w:p>
+      <w:pPr>
+        <w:pStyle w:val="ListNumber"/>
+      </w:pPr>
+      <w:r>
+        <w:t>③ "티칭 (ROI 2개)" 영역에서 [ROI 1 그리기]를 클릭합니다. 이미 ROI 1이 있으면 "ROI 1을(를) 삭제하고 다시 그리시겠습니까?" 확인창이 뜹니다. 캔버스에서 무늬가 뚜렷한 부분을 드래그로 지정합니다.</w:t>
+      </w:r>
+    </w:p>
+    <w:p>
+      <w:pPr>
+        <w:pStyle w:val="ListNumber"/>
+      </w:pPr>
+      <w:r>
+        <w:t>④ [ROI 2 그리기]를 클릭하고 같은 방식으로 두 번째 영역을 지정합니다.</w:t>
+      </w:r>
+    </w:p>
+    <w:p>
+      <w:pPr>
+        <w:pStyle w:val="ListNumber"/>
+      </w:pPr>
+      <w:r>
+        <w:t>⑤ [티칭 저장]을 클릭합니다. 이미지가 없으면 "이미지 없음 — Grab 먼저" 상태 문구가 뜨고 중단됩니다. 성공하면 티칭 상태 문구에 등급 기호(● 양호 / ▲ 주의 / ✕ 실패)와 점수가 함께 표시됩니다(예: "● 티칭 OK (HasTemplate=True, score 0.xxx)"). 실패하면 실패 사유가 같은 자리에 한국어로 표시됩니다.</w:t>
+      </w:r>
+    </w:p>
+    <w:p>
+      <w:pPr>
+        <w:pStyle w:val="ListNumber"/>
+      </w:pPr>
+      <w:r>
+        <w:t>⑥ [검사] 버튼으로 결과를 확인합니다. 티칭이 안 되어 있으면 "모델이 없습니다. 먼저 티칭을 완료하세요." 안내창이 뜨고 중단됩니다. 성공하면 오른쪽 화면에 보정 위치(주황 ROI 박스)와 검출 에지가 겹쳐 표시되고, 결과 문구에 오프셋 값이 표시됩니다. 못 찾으면 "검출 실패"로 표시됩니다.</w:t>
+      </w:r>
+    </w:p>
+    <w:p>
+      <w:pPr>
+        <w:pStyle w:val="ListNumber"/>
+      </w:pPr>
+      <w:r>
+        <w:t>⑦ [ROI 표시] / [에지 표시] 체크박스로 결과 오버레이를 켜고 끌 수 있습니다. 기본은 둘 다 켜짐입니다.</w:t>
+      </w:r>
+    </w:p>
+    <w:p>
+      <w:pPr>
+        <w:pStyle w:val="ListNumber"/>
+      </w:pPr>
+      <w:r>
+        <w:t>⑧ "동축 조명 (Align 전용)" 영역의 [동축 ON/OFF] 체크박스와 밝기 슬라이더로 이 화면 전용 동축 조명을 켜고 밝기를 조절할 수 있습니다. 값을 바꾸면 Grab · 티칭 · 검사 시점에 자동으로 같은 값이 적용되며, 화면을 나가도 값이 저장되어 다음에 열면 그대로 복원됩니다.</w:t>
+      </w:r>
+    </w:p>
+    <w:tbl>
+      <w:tblPr>
+        <w:tblStyle w:val="TableGrid"/>
+        <w:tblW w:type="auto" w:w="0"/>
+        <w:tblLook w:firstColumn="1" w:firstRow="1" w:lastColumn="0" w:lastRow="0" w:noHBand="0" w:noVBand="1" w:val="04A0"/>
+      </w:tblPr>
+      <w:tblGrid>
+        <w:gridCol w:w="8640"/>
+      </w:tblGrid>
+      <w:tr>
+        <w:tc>
+          <w:tcPr>
+            <w:tcW w:type="dxa" w:w="8640"/>
+            <w:shd w:val="clear" w:color="auto" w:fill="D9D9D9"/>
+          </w:tcPr>
+          <w:p>
+            <w:pPr>
+              <w:jc w:val="center"/>
+            </w:pPr>
+            <w:r>
+              <w:rPr>
+                <w:b/>
+              </w:rPr>
+              <w:t>[그림 9-13] [Tray 비전] 탭 화면 전체</w:t>
+            </w:r>
+          </w:p>
+          <w:p>
+            <w:pPr>
+              <w:jc w:val="center"/>
+            </w:pPr>
+            <w:r>
+              <w:rPr>
+                <w:i/>
+                <w:color w:val="666666"/>
+              </w:rPr>
+              <w:t>※ 이 자리에 화면 캡처 이미지를 삽입하세요</w:t>
+            </w:r>
+          </w:p>
+        </w:tc>
+      </w:tr>
+    </w:tbl>
+    <w:p>
+      <w:pPr>
+        <w:spacing w:after="80"/>
+      </w:pPr>
+    </w:p>
+    <w:p>
+      <w:pPr>
+        <w:spacing w:after="240"/>
+      </w:pPr>
+      <w:r>
+        <w:rPr>
+          <w:i/>
+          <w:color w:val="666666"/>
+          <w:sz w:val="18"/>
+        </w:rPr>
+        <w:t>캡처 대상: 화면 위쪽에서 [Tray 비전] 탭을 클릭해 연 직후. 좌측 컨트롤 패널과 우측 뷰어가 모두 보이도록.</w:t>
+      </w:r>
+    </w:p>
+    <w:tbl>
+      <w:tblPr>
+        <w:tblStyle w:val="TableGrid"/>
+        <w:tblW w:type="auto" w:w="0"/>
+        <w:tblLook w:firstColumn="1" w:firstRow="1" w:lastColumn="0" w:lastRow="0" w:noHBand="0" w:noVBand="1" w:val="04A0"/>
+      </w:tblPr>
+      <w:tblGrid>
+        <w:gridCol w:w="8640"/>
+      </w:tblGrid>
+      <w:tr>
+        <w:tc>
+          <w:tcPr>
+            <w:tcW w:type="dxa" w:w="8640"/>
+            <w:shd w:val="clear" w:color="auto" w:fill="D9D9D9"/>
+          </w:tcPr>
+          <w:p>
+            <w:pPr>
+              <w:jc w:val="center"/>
+            </w:pPr>
+            <w:r>
+              <w:rPr>
+                <w:b/>
+              </w:rPr>
+              <w:t>[그림 9-14] ROI 1 / ROI 2 지정 화면</w:t>
+            </w:r>
+          </w:p>
+          <w:p>
+            <w:pPr>
+              <w:jc w:val="center"/>
+            </w:pPr>
+            <w:r>
+              <w:rPr>
+                <w:i/>
+                <w:color w:val="666666"/>
+              </w:rPr>
+              <w:t>※ 이 자리에 화면 캡처 이미지를 삽입하세요</w:t>
+            </w:r>
+          </w:p>
+        </w:tc>
+      </w:tr>
+    </w:tbl>
+    <w:p>
+      <w:pPr>
+        <w:spacing w:after="80"/>
+      </w:pPr>
+    </w:p>
+    <w:p>
+      <w:pPr>
+        <w:spacing w:after="240"/>
+      </w:pPr>
+      <w:r>
+        <w:rPr>
+          <w:i/>
+          <w:color w:val="666666"/>
+          <w:sz w:val="18"/>
+        </w:rPr>
+        <w:t>캡처 대상: [ROI 1 그리기] 또는 [ROI 2 그리기] 클릭 후 캔버스에서 영역을 드래그로 지정하는 도중 화면.</w:t>
+      </w:r>
+    </w:p>
+    <w:tbl>
+      <w:tblPr>
+        <w:tblStyle w:val="TableGrid"/>
+        <w:tblW w:type="auto" w:w="0"/>
+        <w:tblLook w:firstColumn="1" w:firstRow="1" w:lastColumn="0" w:lastRow="0" w:noHBand="0" w:noVBand="1" w:val="04A0"/>
+      </w:tblPr>
+      <w:tblGrid>
+        <w:gridCol w:w="8640"/>
+      </w:tblGrid>
+      <w:tr>
+        <w:tc>
+          <w:tcPr>
+            <w:tcW w:type="dxa" w:w="8640"/>
+            <w:shd w:val="clear" w:color="auto" w:fill="D9D9D9"/>
+          </w:tcPr>
+          <w:p>
+            <w:pPr>
+              <w:jc w:val="center"/>
+            </w:pPr>
+            <w:r>
+              <w:rPr>
+                <w:b/>
+              </w:rPr>
+              <w:t>[그림 9-15] [티칭 저장] 완료 후 상태 문구</w:t>
+            </w:r>
+          </w:p>
+          <w:p>
+            <w:pPr>
+              <w:jc w:val="center"/>
+            </w:pPr>
+            <w:r>
+              <w:rPr>
+                <w:i/>
+                <w:color w:val="666666"/>
+              </w:rPr>
+              <w:t>※ 이 자리에 화면 캡처 이미지를 삽입하세요</w:t>
+            </w:r>
+          </w:p>
+        </w:tc>
+      </w:tr>
+    </w:tbl>
+    <w:p>
+      <w:pPr>
+        <w:spacing w:after="80"/>
+      </w:pPr>
+    </w:p>
+    <w:p>
+      <w:pPr>
+        <w:spacing w:after="240"/>
+      </w:pPr>
+      <w:r>
+        <w:rPr>
+          <w:i/>
+          <w:color w:val="666666"/>
+          <w:sz w:val="18"/>
+        </w:rPr>
+        <w:t>캡처 대상: [티칭 저장] 클릭 후 좌측 패널에 등급 기호와 점수가 표시된 상태.</w:t>
+      </w:r>
+    </w:p>
+    <w:tbl>
+      <w:tblPr>
+        <w:tblStyle w:val="TableGrid"/>
+        <w:tblW w:type="auto" w:w="0"/>
+        <w:tblLook w:firstColumn="1" w:firstRow="1" w:lastColumn="0" w:lastRow="0" w:noHBand="0" w:noVBand="1" w:val="04A0"/>
+      </w:tblPr>
+      <w:tblGrid>
+        <w:gridCol w:w="8640"/>
+      </w:tblGrid>
+      <w:tr>
+        <w:tc>
+          <w:tcPr>
+            <w:tcW w:type="dxa" w:w="8640"/>
+            <w:shd w:val="clear" w:color="auto" w:fill="D9D9D9"/>
+          </w:tcPr>
+          <w:p>
+            <w:pPr>
+              <w:jc w:val="center"/>
+            </w:pPr>
+            <w:r>
+              <w:rPr>
+                <w:b/>
+              </w:rPr>
+              <w:t>[그림 9-16] [검사] 결과 화면</w:t>
+            </w:r>
+          </w:p>
+          <w:p>
+            <w:pPr>
+              <w:jc w:val="center"/>
+            </w:pPr>
+            <w:r>
+              <w:rPr>
+                <w:i/>
+                <w:color w:val="666666"/>
+              </w:rPr>
+              <w:t>※ 이 자리에 화면 캡처 이미지를 삽입하세요</w:t>
+            </w:r>
+          </w:p>
+        </w:tc>
+      </w:tr>
+    </w:tbl>
+    <w:p>
+      <w:pPr>
+        <w:spacing w:after="80"/>
+      </w:pPr>
+    </w:p>
+    <w:p>
+      <w:pPr>
+        <w:spacing w:after="240"/>
+      </w:pPr>
+      <w:r>
+        <w:rPr>
+          <w:i/>
+          <w:color w:val="666666"/>
+          <w:sz w:val="18"/>
+        </w:rPr>
+        <w:t>캡처 대상: [검사] 클릭 후 우측 화면에 보정 ROI 박스와 검출 에지가 겹쳐 표시되고, 좌측에 결과 값이 표시된 상태.</w:t>
+      </w:r>
+    </w:p>
+    <w:tbl>
+      <w:tblPr>
+        <w:tblStyle w:val="TableGrid"/>
+        <w:tblW w:type="auto" w:w="0"/>
+        <w:tblLook w:firstColumn="1" w:firstRow="1" w:lastColumn="0" w:lastRow="0" w:noHBand="0" w:noVBand="1" w:val="04A0"/>
+      </w:tblPr>
+      <w:tblGrid>
+        <w:gridCol w:w="8640"/>
+      </w:tblGrid>
+      <w:tr>
+        <w:tc>
+          <w:tcPr>
+            <w:tcW w:type="dxa" w:w="8640"/>
+            <w:shd w:val="clear" w:color="auto" w:fill="D9D9D9"/>
+          </w:tcPr>
+          <w:p>
+            <w:pPr>
+              <w:jc w:val="center"/>
+            </w:pPr>
+            <w:r>
+              <w:rPr>
+                <w:b/>
+              </w:rPr>
+              <w:t>[그림 9-17] 동축 조명 조절 영역</w:t>
+            </w:r>
+          </w:p>
+          <w:p>
+            <w:pPr>
+              <w:jc w:val="center"/>
+            </w:pPr>
+            <w:r>
+              <w:rPr>
+                <w:i/>
+                <w:color w:val="666666"/>
+              </w:rPr>
+              <w:t>※ 이 자리에 화면 캡처 이미지를 삽입하세요</w:t>
+            </w:r>
+          </w:p>
+        </w:tc>
+      </w:tr>
+    </w:tbl>
+    <w:p>
+      <w:pPr>
+        <w:spacing w:after="80"/>
+      </w:pPr>
+    </w:p>
+    <w:p>
+      <w:pPr>
+        <w:spacing w:after="240"/>
+      </w:pPr>
+      <w:r>
+        <w:rPr>
+          <w:i/>
+          <w:color w:val="666666"/>
+          <w:sz w:val="18"/>
+        </w:rPr>
+        <w:t>캡처 대상: "동축 조명 (Align 전용)" 영역에서 [동축 ON/OFF] 체크박스와 밝기 슬라이더가 보이도록 확대 촬영.</w:t>
+      </w:r>
+    </w:p>
+    <w:p>
+      <w:pPr>
+        <w:pStyle w:val="Heading2"/>
+      </w:pPr>
+      <w:r>
+        <w:t>9-5. Align 티칭 — Bottom 화면의 차이점</w:t>
+      </w:r>
+    </w:p>
+    <w:p>
+      <w:r>
+        <w:t>[Bottom 비전] 탭은 9-4절 공통 절차와 같은 방식으로 작동하지만, 면 슬롯이 여러 개라는 점과 화면 아래쪽에 별도의 캘리브레이션 패널이 있다는 점이 다릅니다.</w:t>
+      </w:r>
+    </w:p>
+    <w:p>
+      <w:pPr>
+        <w:pStyle w:val="ListBullet"/>
+      </w:pPr>
+      <w:r>
+        <w:t>"카메라 / 이미지 로더" 영역 위쪽에 "면 슬롯:" 드롭다운이 있습니다. `[3D] 3D_Top` / `[3D] 3D_Bottom` / `[2D] 2D_TOP` / `[2D] 2D_BOTTOM` / `[2D] 2D_SIDE_1` / `[2D] 2D_SIDE_2` 총 6개 슬롯 중 하나를 먼저 선택해야 합니다. 화면을 처음 열면 아무 슬롯도 선택돼 있지 않으며, 상태 문구에 "슬롯 선택 필요"가 표시됩니다.</w:t>
+      </w:r>
+    </w:p>
+    <w:p>
+      <w:pPr>
+        <w:pStyle w:val="ListBullet"/>
+      </w:pPr>
+      <w:r>
+        <w:t>슬롯을 선택하지 않고 [티칭 저장]을 클릭하면 "면 슬롯을 먼저 선택하세요"라는 안내만 뜨고 저장되지 않습니다. 반드시 슬롯을 먼저 고른 뒤 9-4절 ③~⑤ 순서(ROI 1 → ROI 2 → 티칭 저장)를 그 슬롯에 대해 수행합니다.</w:t>
+      </w:r>
+    </w:p>
+    <w:p>
+      <w:pPr>
+        <w:pStyle w:val="ListBullet"/>
+      </w:pPr>
+      <w:r>
+        <w:t>ROI와 티칭 결과는 슬롯마다 따로 저장됩니다. 슬롯을 바꾸면 그 슬롯에 이미 저장된 ROI와 동축 조명 값이 자동으로 복원됩니다.</w:t>
+      </w:r>
+    </w:p>
+    <w:p>
+      <w:pPr>
+        <w:pStyle w:val="ListBullet"/>
+      </w:pPr>
+      <w:r>
+        <w:t>6개 슬롯을 전부 티칭해야 Bottom 검사가 온전히 동작합니다. 슬롯 하나를 빠뜨리면 그 슬롯만 검사 시 "모델이 없습니다" 상태로 남습니다.</w:t>
+      </w:r>
+    </w:p>
+    <w:p>
+      <w:r>
+        <w:rPr>
+          <w:b/>
+        </w:rPr>
+        <w:t>주의 — 화면 아래쪽 "피커센터 캘 (36-스텝)" 패널</w:t>
+      </w:r>
+      <w:r>
+        <w:t xml:space="preserve"> — 이 패널([초기화] / [검색 ROI(원) 지정] / [Cal 모델 티칭] / [스텝 추가 (Grab+검출)] / [피커센터 계산] 버튼으로 구성)은 이 절에서 설명하는 Datum · 패턴 · Align 티칭과 </w:t>
+      </w:r>
+      <w:r>
+        <w:rPr>
+          <w:b/>
+        </w:rPr>
+        <w:t>다른 별개의 작업</w:t>
+      </w:r>
+      <w:r>
+        <w:t>입니다. 피커(부품을 집는 장치)의 중심 좌표를 캘리브레이션하는 기능으로, 같은 화면 안에 있어 혼동하기 쉽지만 Align ROI 티칭과 순서나 목적이 다릅니다. 이 패널의 조작 절차는 이 매뉴얼이 다루는 범위 밖이므로, 담당 관리자 · 엔지니어에게 별도로 확인하십시오. [확인 필요: 피커센터 캘리브레이션 36-스텝의 정확한 조작 순서]</w:t>
+      </w:r>
+    </w:p>
+    <w:tbl>
+      <w:tblPr>
+        <w:tblStyle w:val="TableGrid"/>
+        <w:tblW w:type="auto" w:w="0"/>
+        <w:tblLook w:firstColumn="1" w:firstRow="1" w:lastColumn="0" w:lastRow="0" w:noHBand="0" w:noVBand="1" w:val="04A0"/>
+      </w:tblPr>
+      <w:tblGrid>
+        <w:gridCol w:w="8640"/>
+      </w:tblGrid>
+      <w:tr>
+        <w:tc>
+          <w:tcPr>
+            <w:tcW w:type="dxa" w:w="8640"/>
+            <w:shd w:val="clear" w:color="auto" w:fill="D9D9D9"/>
+          </w:tcPr>
+          <w:p>
+            <w:pPr>
+              <w:jc w:val="center"/>
+            </w:pPr>
+            <w:r>
+              <w:rPr>
+                <w:b/>
+              </w:rPr>
+              <w:t>[그림 9-18] 면 슬롯 드롭다운</w:t>
+            </w:r>
+          </w:p>
+          <w:p>
+            <w:pPr>
+              <w:jc w:val="center"/>
+            </w:pPr>
+            <w:r>
+              <w:rPr>
+                <w:i/>
+                <w:color w:val="666666"/>
+              </w:rPr>
+              <w:t>※ 이 자리에 화면 캡처 이미지를 삽입하세요</w:t>
+            </w:r>
+          </w:p>
+        </w:tc>
+      </w:tr>
+    </w:tbl>
+    <w:p>
+      <w:pPr>
+        <w:spacing w:after="80"/>
+      </w:pPr>
+    </w:p>
+    <w:p>
+      <w:pPr>
+        <w:spacing w:after="240"/>
+      </w:pPr>
+      <w:r>
+        <w:rPr>
+          <w:i/>
+          <w:color w:val="666666"/>
+          <w:sz w:val="18"/>
+        </w:rPr>
+        <w:t>캡처 대상: "면 슬롯:" 드롭다운을 펼쳐 6개 슬롯 목록이 보이는 상태.</w:t>
+      </w:r>
+    </w:p>
+    <w:tbl>
+      <w:tblPr>
+        <w:tblStyle w:val="TableGrid"/>
+        <w:tblW w:type="auto" w:w="0"/>
+        <w:tblLook w:firstColumn="1" w:firstRow="1" w:lastColumn="0" w:lastRow="0" w:noHBand="0" w:noVBand="1" w:val="04A0"/>
+      </w:tblPr>
+      <w:tblGrid>
+        <w:gridCol w:w="8640"/>
+      </w:tblGrid>
+      <w:tr>
+        <w:tc>
+          <w:tcPr>
+            <w:tcW w:type="dxa" w:w="8640"/>
+            <w:shd w:val="clear" w:color="auto" w:fill="D9D9D9"/>
+          </w:tcPr>
+          <w:p>
+            <w:pPr>
+              <w:jc w:val="center"/>
+            </w:pPr>
+            <w:r>
+              <w:rPr>
+                <w:b/>
+              </w:rPr>
+              <w:t>[그림 9-19] 슬롯 선택 후 상태 문구</w:t>
+            </w:r>
+          </w:p>
+          <w:p>
+            <w:pPr>
+              <w:jc w:val="center"/>
+            </w:pPr>
+            <w:r>
+              <w:rPr>
+                <w:i/>
+                <w:color w:val="666666"/>
+              </w:rPr>
+              <w:t>※ 이 자리에 화면 캡처 이미지를 삽입하세요</w:t>
+            </w:r>
+          </w:p>
+        </w:tc>
+      </w:tr>
+    </w:tbl>
+    <w:p>
+      <w:pPr>
+        <w:spacing w:after="80"/>
+      </w:pPr>
+    </w:p>
+    <w:p>
+      <w:pPr>
+        <w:spacing w:after="240"/>
+      </w:pPr>
+      <w:r>
+        <w:rPr>
+          <w:i/>
+          <w:color w:val="666666"/>
+          <w:sz w:val="18"/>
+        </w:rPr>
+        <w:t>캡처 대상: 슬롯 하나를 선택한 직후 "선택: ..." 상태 문구와 함께 그 슬롯의 티칭 상태가 표시된 화면.</w:t>
+      </w:r>
+    </w:p>
+    <w:tbl>
+      <w:tblPr>
+        <w:tblStyle w:val="TableGrid"/>
+        <w:tblW w:type="auto" w:w="0"/>
+        <w:tblLook w:firstColumn="1" w:firstRow="1" w:lastColumn="0" w:lastRow="0" w:noHBand="0" w:noVBand="1" w:val="04A0"/>
+      </w:tblPr>
+      <w:tblGrid>
+        <w:gridCol w:w="8640"/>
+      </w:tblGrid>
+      <w:tr>
+        <w:tc>
+          <w:tcPr>
+            <w:tcW w:type="dxa" w:w="8640"/>
+            <w:shd w:val="clear" w:color="auto" w:fill="D9D9D9"/>
+          </w:tcPr>
+          <w:p>
+            <w:pPr>
+              <w:jc w:val="center"/>
+            </w:pPr>
+            <w:r>
+              <w:rPr>
+                <w:b/>
+              </w:rPr>
+              <w:t>[그림 9-20] 피커센터 캘 패널 (참고용)</w:t>
+            </w:r>
+          </w:p>
+          <w:p>
+            <w:pPr>
+              <w:jc w:val="center"/>
+            </w:pPr>
+            <w:r>
+              <w:rPr>
+                <w:i/>
+                <w:color w:val="666666"/>
+              </w:rPr>
+              <w:t>※ 이 자리에 화면 캡처 이미지를 삽입하세요</w:t>
+            </w:r>
+          </w:p>
+        </w:tc>
+      </w:tr>
+    </w:tbl>
+    <w:p>
+      <w:pPr>
+        <w:spacing w:after="80"/>
+      </w:pPr>
+    </w:p>
+    <w:p>
+      <w:pPr>
+        <w:spacing w:after="240"/>
+      </w:pPr>
+      <w:r>
+        <w:rPr>
+          <w:i/>
+          <w:color w:val="666666"/>
+          <w:sz w:val="18"/>
+        </w:rPr>
+        <w:t>캡처 대상: "피커센터 캘 (36-스텝)" 패널 전체. 5개 버튼과 누적 상태 문구가 보이도록. 버튼을 누르지 않은 상태로 촬영.</w:t>
+      </w:r>
+    </w:p>
+    <w:p>
+      <w:pPr>
+        <w:pStyle w:val="Heading2"/>
+      </w:pPr>
+      <w:r>
+        <w:t>9-6. 티칭 후 확인과 자주 겪는 문제</w:t>
+      </w:r>
+    </w:p>
+    <w:p>
+      <w:pPr>
+        <w:pStyle w:val="ListBullet"/>
+      </w:pPr>
+      <w:r>
+        <w:t>Datum · 패턴 · Align 세 가지 모두 티칭 직후 화면에는 즉시 반영되지만, 프로그램을 다시 켜면 레시피를 저장하지 않은 내용은 사라집니다. 세 가지 중 어느 것을 고쳤든 작업을 마치면 반드시 레시피를 저장하십시오(저장 방법은 4-3절 참고).</w:t>
+      </w:r>
+    </w:p>
+    <w:p>
+      <w:pPr>
+        <w:pStyle w:val="ListBullet"/>
+      </w:pPr>
+      <w:r>
+        <w:t>Datum 노드의 이름(DatumName)을 바꾸면 그 Datum에 딸린 패턴 모델 파일도 새 이름 경로로 자동으로 옮겨집니다(9-3절 ⑧). 다만 이 자동 이동은 속성 편집 영역에서 사람이 직접 이름을 바꿀 때만 동작합니다.</w:t>
+      </w:r>
+    </w:p>
+    <w:p>
+      <w:pPr>
+        <w:pStyle w:val="ListBullet"/>
+      </w:pPr>
+      <w:r>
+        <w:t>티칭은 됐는데 검사에서 계속 실패할 때는 다음을 순서대로 확인하십시오.</w:t>
+      </w:r>
+    </w:p>
+    <w:p>
+      <w:pPr>
+        <w:pStyle w:val="ListBullet"/>
+      </w:pPr>
+      <w:r>
+        <w:t>조명과 초점이 티칭할 때와 같은지 확인합니다. 화면에 뜨는 실패 안내 중에는 "조명과 초점이 티칭할 때와 같은지, 부품이 검색 범위 안에 들어와 있는지 확인하세요"처럼 원인을 직접 짚어 주는 문구가 있습니다. 안내 문구를 그대로 따릅니다.</w:t>
+      </w:r>
+    </w:p>
+    <w:p>
+      <w:pPr>
+        <w:pStyle w:val="ListBullet"/>
+      </w:pPr>
+      <w:r>
+        <w:t>[ROI 표시] / [에지 표시](Align) 또는 [측정 overlay] / [Datum 라인](Datum, 8-2절 참고) 체크박스를 켜서 실제로 찾은 위치가 제품의 올바른 위치와 겹치는지 눈으로 확인합니다.</w:t>
+      </w:r>
+    </w:p>
+    <w:p>
+      <w:pPr>
+        <w:pStyle w:val="ListBullet"/>
+      </w:pPr>
+      <w:r>
+        <w:t>등급 기호가 ▲(주의)나 ✕(실패)로 표시되면 점수가 기준에 가깝거나 미달한 것입니다. ROI를 무늬가 더 뚜렷한 위치로 옮기거나 다시 티칭해 보십시오.</w:t>
+      </w:r>
+    </w:p>
+    <w:p>
+      <w:pPr>
+        <w:pStyle w:val="ListBullet"/>
+      </w:pPr>
+      <w:r>
+        <w:t>그래도 반복해서 실패하면 임의로 여러 번 재시도하지 말고 8-5절에 따라 관리자 · 제조사에 연락하십시오.</w:t>
+      </w:r>
+    </w:p>
+    <w:tbl>
+      <w:tblPr>
+        <w:tblStyle w:val="TableGrid"/>
+        <w:tblW w:type="auto" w:w="0"/>
+        <w:tblLook w:firstColumn="1" w:firstRow="1" w:lastColumn="0" w:lastRow="0" w:noHBand="0" w:noVBand="1" w:val="04A0"/>
+      </w:tblPr>
+      <w:tblGrid>
+        <w:gridCol w:w="8640"/>
+      </w:tblGrid>
+      <w:tr>
+        <w:tc>
+          <w:tcPr>
+            <w:tcW w:type="dxa" w:w="8640"/>
+            <w:shd w:val="clear" w:color="auto" w:fill="D9D9D9"/>
+          </w:tcPr>
+          <w:p>
+            <w:pPr>
+              <w:jc w:val="center"/>
+            </w:pPr>
+            <w:r>
+              <w:rPr>
+                <w:b/>
+              </w:rPr>
+              <w:t>[그림 9-21] 실패 원인 안내 문구 예시</w:t>
+            </w:r>
+          </w:p>
+          <w:p>
+            <w:pPr>
+              <w:jc w:val="center"/>
+            </w:pPr>
+            <w:r>
+              <w:rPr>
+                <w:i/>
+                <w:color w:val="666666"/>
+              </w:rPr>
+              <w:t>※ 이 자리에 화면 캡처 이미지를 삽입하세요</w:t>
+            </w:r>
+          </w:p>
+        </w:tc>
+      </w:tr>
+    </w:tbl>
+    <w:p>
+      <w:pPr>
+        <w:spacing w:after="80"/>
+      </w:pPr>
+    </w:p>
+    <w:p>
+      <w:pPr>
+        <w:spacing w:after="240"/>
+      </w:pPr>
+      <w:r>
+        <w:rPr>
+          <w:i/>
+          <w:color w:val="666666"/>
+          <w:sz w:val="18"/>
+        </w:rPr>
+        <w:t>캡처 대상: Datum 또는 Align 티칭 / 검사 실패 시 뜨는 안내창. 원인 설명 문구가 읽히도록.</w:t>
+      </w:r>
+    </w:p>
+    <w:tbl>
+      <w:tblPr>
+        <w:tblStyle w:val="TableGrid"/>
+        <w:tblW w:type="auto" w:w="0"/>
+        <w:tblLook w:firstColumn="1" w:firstRow="1" w:lastColumn="0" w:lastRow="0" w:noHBand="0" w:noVBand="1" w:val="04A0"/>
+      </w:tblPr>
+      <w:tblGrid>
+        <w:gridCol w:w="8640"/>
+      </w:tblGrid>
+      <w:tr>
+        <w:tc>
+          <w:tcPr>
+            <w:tcW w:type="dxa" w:w="8640"/>
+            <w:shd w:val="clear" w:color="auto" w:fill="D9D9D9"/>
+          </w:tcPr>
+          <w:p>
+            <w:pPr>
+              <w:jc w:val="center"/>
+            </w:pPr>
+            <w:r>
+              <w:rPr>
+                <w:b/>
+              </w:rPr>
+              <w:t>[그림 9-22] 등급 기호가 표시된 티칭 상태 문구</w:t>
+            </w:r>
+          </w:p>
+          <w:p>
+            <w:pPr>
+              <w:jc w:val="center"/>
+            </w:pPr>
+            <w:r>
+              <w:rPr>
+                <w:i/>
+                <w:color w:val="666666"/>
+              </w:rPr>
+              <w:t>※ 이 자리에 화면 캡처 이미지를 삽입하세요</w:t>
+            </w:r>
+          </w:p>
+        </w:tc>
+      </w:tr>
+    </w:tbl>
+    <w:p>
+      <w:pPr>
+        <w:spacing w:after="80"/>
+      </w:pPr>
+    </w:p>
+    <w:p>
+      <w:pPr>
+        <w:spacing w:after="240"/>
+      </w:pPr>
+      <w:r>
+        <w:rPr>
+          <w:i/>
+          <w:color w:val="666666"/>
+          <w:sz w:val="18"/>
+        </w:rPr>
+        <w:t>캡처 대상: ● / ▲ / ✕ 등급 기호와 점수가 함께 표시된 티칭 상태 문구 부분을 확대 촬영.</w:t>
       </w:r>
     </w:p>
     <w:p>
